--- a/Programacion II/Kit docente/Clase 11/Solucion Taller Clase 11 - VetCare.docx
+++ b/Programacion II/Kit docente/Clase 11/Solucion Taller Clase 11 - VetCare.docx
@@ -72,7 +72,7 @@
           <w:color w:val="2B2B2B"/>
           <w:sz w:val="22"/>
         </w:rPr>
-        <w:t>Paso 1. Ejecutar antes de opinar. Al correr VetCareParaRevisar.java la salida imprime cuatro líneas 'ok' (una por cada llamada a proceso), dice 'Registros en memoria: 4', imprime la ficha de M002, luego 'Busqueda 1 no encontro nada' y termina con un NullPointerException. Ese solo hecho ya produce dos hallazgos bloqueantes sin haber leído una línea: la búsqueda no encuentra un registro que sí existe, y el programa se cae al buscar un ID inexistente. Un revisor que no ejecuta se pierde justamente los dos más graves.</w:t>
+        <w:t>Paso 1. Ejecutar antes de opinar. Al correr ClinicaParaRevisar.java la salida imprime cuatro líneas 'ok' (una por cada llamada a proceso), dice 'Registros en memoria: 4', imprime la ficha de M002, luego 'Busqueda 1 no encontro nada' y termina con un NullPointerException. Ese solo hecho ya produce dos hallazgos bloqueantes sin haber leído una línea: la búsqueda no encuentra un registro que sí existe, y el programa se cae al buscar un ID inexistente. Un revisor que no ejecuta se pierde justamente los dos más graves.</w:t>
       </w:r>
     </w:p>
     <w:p>
@@ -87,7 +87,7 @@
           <w:color w:val="2B2B2B"/>
           <w:sz w:val="22"/>
         </w:rPr>
-        <w:t>Paso 2. Localizar la causa de la búsqueda que falla. En buscarPorId() la comparación es datos.get(i)[0] == id, que compara referencias y no contenido; como los IDs se arman en tiempo de ejecución con "M00" + consecutivo, no son los mismos objetos que el literal "M002" y la comparación siempre da falso. El hallazgo se escribe así: Evidencia, VetCareParaRevisar.java línea de buscarPorId; Impacto, ningún expediente se encuentra desde ese botón aunque la mascota esté registrada; Sugerencia, usar equals o equalsIgnoreCase, como ya lo hacen correctamente buscarDeNuevo() e imprimirFicha() en el mismo archivo. Note que el propio proyecto tiene la versión correcta a pocas líneas: eso es duplicación inconsistente y es otro hallazgo.</w:t>
+        <w:t>Paso 2. Localizar la causa de la búsqueda que falla. En buscarPorId() la comparación es datos.get(i)[0] == id, que compara referencias y no contenido; como los IDs se arman en tiempo de ejecución con "M00" + consecutivo, no son los mismos objetos que el literal "M002" y la comparación siempre da falso. El hallazgo se escribe así: Evidencia, ClinicaParaRevisar.java línea de buscarPorId; Impacto, ningún expediente se encuentra desde ese botón aunque la mascota esté registrada; Sugerencia, usar equals o equalsIgnoreCase, como ya lo hacen correctamente buscarDeNuevo() e imprimirFicha() en el mismo archivo. Note que el propio proyecto tiene la versión correcta a pocas líneas: eso es duplicación inconsistente y es otro hallazgo.</w:t>
       </w:r>
     </w:p>
     <w:p>
@@ -132,7 +132,7 @@
           <w:color w:val="2B2B2B"/>
           <w:sz w:val="22"/>
         </w:rPr>
-        <w:t>Paso 5. Reescribir el tono y priorizar. Se toma un comentario real y agresivo, por ejemplo 'este código es un desastre, no se entiende nada', y se convierte en un hallazgo concreto: 'Evidencia: el método proceso() de VetCareParaRevisar.java recibe cinco parámetros llamados a, b, c, d, e. Impacto: quien lo llame no sabe cuál es la especie y cuál la cédula, y basta invertir dos argumentos para registrar a Firulais como especie 1144556677. Sugerencia: recibir un objeto Mascota o renombrar los parámetros a nombre, especie, edad y cedulaDueno'. Finalmente se ordena el informe: primero los dos bloqueantes, después los mayores (catch vacío y validación de edad) y de últimos los menores; se entrega en una página y el autor del proyecto responde con su plan de corrección.</w:t>
+        <w:t>Paso 5. Reescribir el tono y priorizar. Se toma un comentario real y agresivo, por ejemplo 'este código es un desastre, no se entiende nada', y se convierte en un hallazgo concreto: 'Evidencia: el método proceso() de ClinicaParaRevisar.java recibe cinco parámetros llamados a, b, c, d, e. Impacto: quien lo llame no sabe cuál es la especie y cuál la cédula, y basta invertir dos argumentos para registrar a Firulais como especie 1144556677. Sugerencia: recibir un objeto Mascota o renombrar los parámetros a nombre, especie, edad y cedulaDueno'. Finalmente se ordena el informe: primero los dos bloqueantes, después los mayores (catch vacío y validación de edad) y de últimos los menores; se entrega en una página y el autor del proyecto responde con su plan de corrección.</w:t>
       </w:r>
     </w:p>
     <w:p>
